--- a/docs/manuals/RADAR-投产申请操作手册.docx
+++ b/docs/manuals/RADAR-投产申请操作手册.docx
@@ -602,77 +602,72 @@
     </w:p>
     <w:p>
       <w:pPr>
-        <w:pStyle w:val="ListNumber"/>
-        <w:spacing w:after="80"/>
-        <w:ind w:left="360" w:hanging="72"/>
+        <w:spacing w:after="80" w:line="276" w:lineRule="auto"/>
+        <w:ind w:left="259" w:hanging="259"/>
       </w:pPr>
       <w:r>
         <w:rPr>
-          <w:rFonts w:ascii="Arial Unicode MS" w:hAnsi="Arial Unicode MS" w:eastAsia="Arial Unicode MS" w:cs="Arial Unicode MS"/>
+          <w:rFonts w:ascii="PingFang SC" w:hAnsi="PingFang SC" w:eastAsia="PingFang SC" w:cs="PingFang SC"/>
           <w:color w:val="222B36"/>
-          <w:sz w:val="21"/>
+          <w:sz w:val="20"/>
         </w:rPr>
-        <w:t>打开系统访问地址，进入登录页。</w:t>
+        <w:t>1. 打开系统访问地址，进入登录页。</w:t>
       </w:r>
     </w:p>
     <w:p>
       <w:pPr>
-        <w:pStyle w:val="ListNumber"/>
-        <w:spacing w:after="80"/>
-        <w:ind w:left="360" w:hanging="72"/>
+        <w:spacing w:after="80" w:line="276" w:lineRule="auto"/>
+        <w:ind w:left="259" w:hanging="259"/>
       </w:pPr>
       <w:r>
         <w:rPr>
-          <w:rFonts w:ascii="Arial Unicode MS" w:hAnsi="Arial Unicode MS" w:eastAsia="Arial Unicode MS" w:cs="Arial Unicode MS"/>
+          <w:rFonts w:ascii="PingFang SC" w:hAnsi="PingFang SC" w:eastAsia="PingFang SC" w:cs="PingFang SC"/>
           <w:color w:val="222B36"/>
-          <w:sz w:val="21"/>
+          <w:sz w:val="20"/>
         </w:rPr>
-        <w:t>输入管理员分配的登录名或手机号、密码，点击登录。</w:t>
+        <w:t>2. 输入管理员分配的登录名或手机号、密码，点击登录。</w:t>
       </w:r>
     </w:p>
     <w:p>
       <w:pPr>
-        <w:pStyle w:val="ListNumber"/>
-        <w:spacing w:after="80"/>
-        <w:ind w:left="360" w:hanging="72"/>
+        <w:spacing w:after="80" w:line="276" w:lineRule="auto"/>
+        <w:ind w:left="259" w:hanging="259"/>
       </w:pPr>
       <w:r>
         <w:rPr>
-          <w:rFonts w:ascii="Arial Unicode MS" w:hAnsi="Arial Unicode MS" w:eastAsia="Arial Unicode MS" w:cs="Arial Unicode MS"/>
+          <w:rFonts w:ascii="PingFang SC" w:hAnsi="PingFang SC" w:eastAsia="PingFang SC" w:cs="PingFang SC"/>
           <w:color w:val="222B36"/>
-          <w:sz w:val="21"/>
+          <w:sz w:val="20"/>
         </w:rPr>
-        <w:t>登录后确认左下角用户信息显示为本人，并确认当前角色具备对应菜单权限。</w:t>
+        <w:t>3. 登录后确认左下角用户信息显示为本人，并确认当前角色具备对应菜单权限。</w:t>
       </w:r>
     </w:p>
     <w:p>
       <w:pPr>
-        <w:pStyle w:val="ListNumber"/>
-        <w:spacing w:after="80"/>
-        <w:ind w:left="360" w:hanging="72"/>
+        <w:spacing w:after="80" w:line="276" w:lineRule="auto"/>
+        <w:ind w:left="259" w:hanging="259"/>
       </w:pPr>
       <w:r>
         <w:rPr>
-          <w:rFonts w:ascii="Arial Unicode MS" w:hAnsi="Arial Unicode MS" w:eastAsia="Arial Unicode MS" w:cs="Arial Unicode MS"/>
+          <w:rFonts w:ascii="PingFang SC" w:hAnsi="PingFang SC" w:eastAsia="PingFang SC" w:cs="PingFang SC"/>
           <w:color w:val="222B36"/>
-          <w:sz w:val="21"/>
+          <w:sz w:val="20"/>
         </w:rPr>
-        <w:t>在左侧菜单点击“投产申请”，进入列表页面。</w:t>
+        <w:t>4. 在左侧菜单点击“投产申请”，进入列表页面。</w:t>
       </w:r>
     </w:p>
     <w:p>
       <w:pPr>
-        <w:pStyle w:val="ListNumber"/>
-        <w:spacing w:after="80"/>
-        <w:ind w:left="360" w:hanging="72"/>
+        <w:spacing w:after="80" w:line="276" w:lineRule="auto"/>
+        <w:ind w:left="259" w:hanging="259"/>
       </w:pPr>
       <w:r>
         <w:rPr>
-          <w:rFonts w:ascii="Arial Unicode MS" w:hAnsi="Arial Unicode MS" w:eastAsia="Arial Unicode MS" w:cs="Arial Unicode MS"/>
+          <w:rFonts w:ascii="PingFang SC" w:hAnsi="PingFang SC" w:eastAsia="PingFang SC" w:cs="PingFang SC"/>
           <w:color w:val="222B36"/>
-          <w:sz w:val="21"/>
+          <w:sz w:val="20"/>
         </w:rPr>
-        <w:t>确认顶部投产点选择范围正确；若需要跨投产点查询，可切换为“所有投产点”。</w:t>
+        <w:t>5. 确认顶部投产点选择范围正确；若需要跨投产点查询，可切换为“所有投产点”。</w:t>
       </w:r>
     </w:p>
     <w:p>
@@ -857,92 +852,86 @@
     </w:p>
     <w:p>
       <w:pPr>
-        <w:pStyle w:val="ListNumber"/>
-        <w:spacing w:after="80"/>
-        <w:ind w:left="360" w:hanging="72"/>
+        <w:spacing w:after="80" w:line="276" w:lineRule="auto"/>
+        <w:ind w:left="259" w:hanging="259"/>
       </w:pPr>
       <w:r>
         <w:rPr>
-          <w:rFonts w:ascii="Arial Unicode MS" w:hAnsi="Arial Unicode MS" w:eastAsia="Arial Unicode MS" w:cs="Arial Unicode MS"/>
+          <w:rFonts w:ascii="PingFang SC" w:hAnsi="PingFang SC" w:eastAsia="PingFang SC" w:cs="PingFang SC"/>
           <w:color w:val="222B36"/>
-          <w:sz w:val="21"/>
+          <w:sz w:val="20"/>
         </w:rPr>
-        <w:t>点击“新增申请”。</w:t>
+        <w:t>1. 点击“新增申请”。</w:t>
       </w:r>
     </w:p>
     <w:p>
       <w:pPr>
-        <w:pStyle w:val="ListNumber"/>
-        <w:spacing w:after="80"/>
-        <w:ind w:left="360" w:hanging="72"/>
+        <w:spacing w:after="80" w:line="276" w:lineRule="auto"/>
+        <w:ind w:left="259" w:hanging="259"/>
       </w:pPr>
       <w:r>
         <w:rPr>
-          <w:rFonts w:ascii="Arial Unicode MS" w:hAnsi="Arial Unicode MS" w:eastAsia="Arial Unicode MS" w:cs="Arial Unicode MS"/>
+          <w:rFonts w:ascii="PingFang SC" w:hAnsi="PingFang SC" w:eastAsia="PingFang SC" w:cs="PingFang SC"/>
           <w:color w:val="222B36"/>
-          <w:sz w:val="21"/>
+          <w:sz w:val="20"/>
         </w:rPr>
-        <w:t>在“关联需求/工单”区域选择一个或多个需求/工单。</w:t>
+        <w:t>2. 在“关联需求/工单”区域选择一个或多个需求/工单。</w:t>
       </w:r>
     </w:p>
     <w:p>
       <w:pPr>
-        <w:pStyle w:val="ListNumber"/>
-        <w:spacing w:after="80"/>
-        <w:ind w:left="360" w:hanging="72"/>
+        <w:spacing w:after="80" w:line="276" w:lineRule="auto"/>
+        <w:ind w:left="259" w:hanging="259"/>
       </w:pPr>
       <w:r>
         <w:rPr>
-          <w:rFonts w:ascii="Arial Unicode MS" w:hAnsi="Arial Unicode MS" w:eastAsia="Arial Unicode MS" w:cs="Arial Unicode MS"/>
+          <w:rFonts w:ascii="PingFang SC" w:hAnsi="PingFang SC" w:eastAsia="PingFang SC" w:cs="PingFang SC"/>
           <w:color w:val="222B36"/>
-          <w:sz w:val="21"/>
+          <w:sz w:val="20"/>
         </w:rPr>
-        <w:t>确认或调整“申请投产点”；如所选多个需求/工单不在同一投产点，系统会提示但不阻断保存。</w:t>
+        <w:t>3. 确认或调整“申请投产点”；如所选多个需求/工单不在同一投产点，系统会提示但不阻断保存。</w:t>
       </w:r>
     </w:p>
     <w:p>
       <w:pPr>
-        <w:pStyle w:val="ListNumber"/>
-        <w:spacing w:after="80"/>
-        <w:ind w:left="360" w:hanging="72"/>
+        <w:spacing w:after="80" w:line="276" w:lineRule="auto"/>
+        <w:ind w:left="259" w:hanging="259"/>
       </w:pPr>
       <w:r>
         <w:rPr>
-          <w:rFonts w:ascii="Arial Unicode MS" w:hAnsi="Arial Unicode MS" w:eastAsia="Arial Unicode MS" w:cs="Arial Unicode MS"/>
+          <w:rFonts w:ascii="PingFang SC" w:hAnsi="PingFang SC" w:eastAsia="PingFang SC" w:cs="PingFang SC"/>
           <w:color w:val="222B36"/>
-          <w:sz w:val="21"/>
+          <w:sz w:val="20"/>
         </w:rPr>
-        <w:t>点击“生成”自动生成变更编号，或按规则手动填写。</w:t>
+        <w:t>4. 点击“生成”自动生成变更编号，或按规则手动填写。</w:t>
       </w:r>
     </w:p>
     <w:p>
       <w:pPr>
-        <w:pStyle w:val="ListNumber"/>
-        <w:spacing w:after="80"/>
-        <w:ind w:left="360" w:hanging="72"/>
+        <w:spacing w:after="80" w:line="276" w:lineRule="auto"/>
+        <w:ind w:left="259" w:hanging="259"/>
       </w:pPr>
       <w:r>
         <w:rPr>
-          <w:rFonts w:ascii="Arial Unicode MS" w:hAnsi="Arial Unicode MS" w:eastAsia="Arial Unicode MS" w:cs="Arial Unicode MS"/>
+          <w:rFonts w:ascii="PingFang SC" w:hAnsi="PingFang SC" w:eastAsia="PingFang SC" w:cs="PingFang SC"/>
           <w:color w:val="222B36"/>
-          <w:sz w:val="21"/>
+          <w:sz w:val="20"/>
         </w:rPr>
-        <w:t>选择变更系统，系统会根据系统资料返显实施机构、变更负责部门等信息。</w:t>
+        <w:t>5. 选择变更系统，系统会根据系统资料返显实施机构、变更负责部门等信息。</w:t>
       </w:r>
     </w:p>
     <w:p>
       <w:pPr>
-        <w:pStyle w:val="ListNumber"/>
-        <w:spacing w:after="80"/>
-        <w:ind w:left="360" w:hanging="72"/>
+        <w:spacing w:after="80" w:line="276" w:lineRule="auto"/>
+        <w:ind w:left="259" w:hanging="259"/>
       </w:pPr>
       <w:r>
         <w:rPr>
-          <w:rFonts w:ascii="Arial Unicode MS" w:hAnsi="Arial Unicode MS" w:eastAsia="Arial Unicode MS" w:cs="Arial Unicode MS"/>
+          <w:rFonts w:ascii="PingFang SC" w:hAnsi="PingFang SC" w:eastAsia="PingFang SC" w:cs="PingFang SC"/>
           <w:color w:val="222B36"/>
-          <w:sz w:val="21"/>
+          <w:sz w:val="20"/>
         </w:rPr>
-        <w:t>填写变更内容、影响范围和交付制品后提交申请。</w:t>
+        <w:t>6. 填写变更内容、影响范围和交付制品后提交申请。</w:t>
       </w:r>
     </w:p>
     <w:p>
@@ -963,47 +952,44 @@
     </w:p>
     <w:p>
       <w:pPr>
-        <w:pStyle w:val="ListBullet"/>
-        <w:spacing w:after="80"/>
-        <w:ind w:left="360"/>
+        <w:spacing w:after="80" w:line="276" w:lineRule="auto"/>
+        <w:ind w:left="259" w:hanging="259"/>
       </w:pPr>
       <w:r>
         <w:rPr>
-          <w:rFonts w:ascii="Arial Unicode MS" w:hAnsi="Arial Unicode MS" w:eastAsia="Arial Unicode MS" w:cs="Arial Unicode MS"/>
+          <w:rFonts w:ascii="PingFang SC" w:hAnsi="PingFang SC" w:eastAsia="PingFang SC" w:cs="PingFang SC"/>
           <w:color w:val="222B36"/>
-          <w:sz w:val="21"/>
+          <w:sz w:val="20"/>
         </w:rPr>
-        <w:t>“申请投产点”表示本次变更申请希望进入的投产窗口，与需求/工单自身的计划投产点可以不同。</w:t>
+        <w:t>1. “申请投产点”表示本次变更申请希望进入的投产窗口，与需求/工单自身的计划投产点可以不同。</w:t>
       </w:r>
     </w:p>
     <w:p>
       <w:pPr>
-        <w:pStyle w:val="ListBullet"/>
-        <w:spacing w:after="80"/>
-        <w:ind w:left="360"/>
+        <w:spacing w:after="80" w:line="276" w:lineRule="auto"/>
+        <w:ind w:left="259" w:hanging="259"/>
       </w:pPr>
       <w:r>
         <w:rPr>
-          <w:rFonts w:ascii="Arial Unicode MS" w:hAnsi="Arial Unicode MS" w:eastAsia="Arial Unicode MS" w:cs="Arial Unicode MS"/>
+          <w:rFonts w:ascii="PingFang SC" w:hAnsi="PingFang SC" w:eastAsia="PingFang SC" w:cs="PingFang SC"/>
           <w:color w:val="222B36"/>
-          <w:sz w:val="21"/>
+          <w:sz w:val="20"/>
         </w:rPr>
-        <w:t>投产审批列表会按“需求/工单 + 申请投产点”拆成多条审批记录，分别会签。</w:t>
+        <w:t>2. 投产审批列表会按“需求/工单 + 申请投产点”拆成多条审批记录，分别会签。</w:t>
       </w:r>
     </w:p>
     <w:p>
       <w:pPr>
-        <w:pStyle w:val="ListBullet"/>
-        <w:spacing w:after="80"/>
-        <w:ind w:left="360"/>
+        <w:spacing w:after="80" w:line="276" w:lineRule="auto"/>
+        <w:ind w:left="259" w:hanging="259"/>
       </w:pPr>
       <w:r>
         <w:rPr>
-          <w:rFonts w:ascii="Arial Unicode MS" w:hAnsi="Arial Unicode MS" w:eastAsia="Arial Unicode MS" w:cs="Arial Unicode MS"/>
+          <w:rFonts w:ascii="PingFang SC" w:hAnsi="PingFang SC" w:eastAsia="PingFang SC" w:cs="PingFang SC"/>
           <w:color w:val="222B36"/>
-          <w:sz w:val="21"/>
+          <w:sz w:val="20"/>
         </w:rPr>
-        <w:t>如果投产申请中修改申请投产点，投产审批中原申请点下的关联制品会自动挪出，不再混入旧申请点审批上下文。</w:t>
+        <w:t>3. 如果投产申请中修改申请投产点，投产审批中原申请点下的关联制品会自动挪出，不再混入旧申请点审批上下文。</w:t>
       </w:r>
     </w:p>
     <w:p>
@@ -1703,47 +1689,44 @@
     </w:p>
     <w:p>
       <w:pPr>
-        <w:pStyle w:val="ListBullet"/>
-        <w:spacing w:after="80"/>
-        <w:ind w:left="360"/>
+        <w:spacing w:after="80" w:line="276" w:lineRule="auto"/>
+        <w:ind w:left="259" w:hanging="259"/>
       </w:pPr>
       <w:r>
         <w:rPr>
-          <w:rFonts w:ascii="Arial Unicode MS" w:hAnsi="Arial Unicode MS" w:eastAsia="Arial Unicode MS" w:cs="Arial Unicode MS"/>
+          <w:rFonts w:ascii="PingFang SC" w:hAnsi="PingFang SC" w:eastAsia="PingFang SC" w:cs="PingFang SC"/>
           <w:color w:val="222B36"/>
-          <w:sz w:val="21"/>
+          <w:sz w:val="20"/>
         </w:rPr>
-        <w:t>编辑态下关联需求/工单通常不可随意移除，避免审批上下文变化。</w:t>
+        <w:t>1. 编辑态下关联需求/工单通常不可随意移除，避免审批上下文变化。</w:t>
       </w:r>
     </w:p>
     <w:p>
       <w:pPr>
-        <w:pStyle w:val="ListBullet"/>
-        <w:spacing w:after="80"/>
-        <w:ind w:left="360"/>
+        <w:spacing w:after="80" w:line="276" w:lineRule="auto"/>
+        <w:ind w:left="259" w:hanging="259"/>
       </w:pPr>
       <w:r>
         <w:rPr>
-          <w:rFonts w:ascii="Arial Unicode MS" w:hAnsi="Arial Unicode MS" w:eastAsia="Arial Unicode MS" w:cs="Arial Unicode MS"/>
+          <w:rFonts w:ascii="PingFang SC" w:hAnsi="PingFang SC" w:eastAsia="PingFang SC" w:cs="PingFang SC"/>
           <w:color w:val="222B36"/>
-          <w:sz w:val="21"/>
+          <w:sz w:val="20"/>
         </w:rPr>
-        <w:t>申请投产点与计划投产点不一致时，应在变更内容或影响范围中说明原因。</w:t>
+        <w:t>2. 申请投产点与计划投产点不一致时，应在变更内容或影响范围中说明原因。</w:t>
       </w:r>
     </w:p>
     <w:p>
       <w:pPr>
-        <w:pStyle w:val="ListBullet"/>
-        <w:spacing w:after="80"/>
-        <w:ind w:left="360"/>
+        <w:spacing w:after="80" w:line="276" w:lineRule="auto"/>
+        <w:ind w:left="259" w:hanging="259"/>
       </w:pPr>
       <w:r>
         <w:rPr>
-          <w:rFonts w:ascii="Arial Unicode MS" w:hAnsi="Arial Unicode MS" w:eastAsia="Arial Unicode MS" w:cs="Arial Unicode MS"/>
+          <w:rFonts w:ascii="PingFang SC" w:hAnsi="PingFang SC" w:eastAsia="PingFang SC" w:cs="PingFang SC"/>
           <w:color w:val="222B36"/>
-          <w:sz w:val="21"/>
+          <w:sz w:val="20"/>
         </w:rPr>
-        <w:t>同一需求/工单在不同申请投产点下会形成不同审批记录。</w:t>
+        <w:t>3. 同一需求/工单在不同申请投产点下会形成不同审批记录。</w:t>
       </w:r>
     </w:p>
     <w:p>
@@ -1764,62 +1747,58 @@
     </w:p>
     <w:p>
       <w:pPr>
-        <w:pStyle w:val="ListBullet"/>
-        <w:spacing w:after="80"/>
-        <w:ind w:left="360"/>
+        <w:spacing w:after="80" w:line="276" w:lineRule="auto"/>
+        <w:ind w:left="259" w:hanging="259"/>
       </w:pPr>
       <w:r>
         <w:rPr>
-          <w:rFonts w:ascii="Arial Unicode MS" w:hAnsi="Arial Unicode MS" w:eastAsia="Arial Unicode MS" w:cs="Arial Unicode MS"/>
+          <w:rFonts w:ascii="PingFang SC" w:hAnsi="PingFang SC" w:eastAsia="PingFang SC" w:cs="PingFang SC"/>
           <w:color w:val="222B36"/>
-          <w:sz w:val="21"/>
+          <w:sz w:val="20"/>
         </w:rPr>
-        <w:t>新增前确认关联需求/工单范围。</w:t>
+        <w:t>1. 新增前确认关联需求/工单范围。</w:t>
       </w:r>
     </w:p>
     <w:p>
       <w:pPr>
-        <w:pStyle w:val="ListBullet"/>
-        <w:spacing w:after="80"/>
-        <w:ind w:left="360"/>
+        <w:spacing w:after="80" w:line="276" w:lineRule="auto"/>
+        <w:ind w:left="259" w:hanging="259"/>
       </w:pPr>
       <w:r>
         <w:rPr>
-          <w:rFonts w:ascii="Arial Unicode MS" w:hAnsi="Arial Unicode MS" w:eastAsia="Arial Unicode MS" w:cs="Arial Unicode MS"/>
+          <w:rFonts w:ascii="PingFang SC" w:hAnsi="PingFang SC" w:eastAsia="PingFang SC" w:cs="PingFang SC"/>
           <w:color w:val="222B36"/>
-          <w:sz w:val="21"/>
+          <w:sz w:val="20"/>
         </w:rPr>
-        <w:t>提交前核对申请投产点、变更编号、变更系统和实施机构。</w:t>
+        <w:t>2. 提交前核对申请投产点、变更编号、变更系统和实施机构。</w:t>
       </w:r>
     </w:p>
     <w:p>
       <w:pPr>
-        <w:pStyle w:val="ListBullet"/>
-        <w:spacing w:after="80"/>
-        <w:ind w:left="360"/>
+        <w:spacing w:after="80" w:line="276" w:lineRule="auto"/>
+        <w:ind w:left="259" w:hanging="259"/>
       </w:pPr>
       <w:r>
         <w:rPr>
-          <w:rFonts w:ascii="Arial Unicode MS" w:hAnsi="Arial Unicode MS" w:eastAsia="Arial Unicode MS" w:cs="Arial Unicode MS"/>
+          <w:rFonts w:ascii="PingFang SC" w:hAnsi="PingFang SC" w:eastAsia="PingFang SC" w:cs="PingFang SC"/>
           <w:color w:val="222B36"/>
-          <w:sz w:val="21"/>
+          <w:sz w:val="20"/>
         </w:rPr>
-        <w:t>至少维护一组交付制品，并确认新版本号和摆渡状态。</w:t>
+        <w:t>3. 至少维护一组交付制品，并确认新版本号和摆渡状态。</w:t>
       </w:r>
     </w:p>
     <w:p>
       <w:pPr>
-        <w:pStyle w:val="ListBullet"/>
-        <w:spacing w:after="80"/>
-        <w:ind w:left="360"/>
+        <w:spacing w:after="80" w:line="276" w:lineRule="auto"/>
+        <w:ind w:left="259" w:hanging="259"/>
       </w:pPr>
       <w:r>
         <w:rPr>
-          <w:rFonts w:ascii="Arial Unicode MS" w:hAnsi="Arial Unicode MS" w:eastAsia="Arial Unicode MS" w:cs="Arial Unicode MS"/>
+          <w:rFonts w:ascii="PingFang SC" w:hAnsi="PingFang SC" w:eastAsia="PingFang SC" w:cs="PingFang SC"/>
           <w:color w:val="222B36"/>
-          <w:sz w:val="21"/>
+          <w:sz w:val="20"/>
         </w:rPr>
-        <w:t>保存后到投产审批列表核对是否生成对应审批记录。</w:t>
+        <w:t>4. 保存后到投产审批列表核对是否生成对应审批记录。</w:t>
       </w:r>
     </w:p>
     <w:sectPr>
